--- a/docpac_07031025/Formbar Oauth2.docx
+++ b/docpac_07031025/Formbar Oauth2.docx
@@ -1,6 +1,6 @@
 
 <file path=word/document.xml><?xml version="1.0" encoding="utf-8"?>
-<w:document xmlns:wpc="http://schemas.microsoft.com/office/word/2010/wordprocessingCanvas" xmlns:cx="http://schemas.microsoft.com/office/drawing/2014/chartex" xmlns:cx1="http://schemas.microsoft.com/office/drawing/2015/9/8/chartex" xmlns:cx2="http://schemas.microsoft.com/office/drawing/2015/10/21/chartex" xmlns:cx3="http://schemas.microsoft.com/office/drawing/2016/5/9/chartex" xmlns:cx4="http://schemas.microsoft.com/office/drawing/2016/5/10/chartex" xmlns:cx5="http://schemas.microsoft.com/office/drawing/2016/5/11/chartex" xmlns:cx6="http://schemas.microsoft.com/office/drawing/2016/5/12/chartex" xmlns:cx7="http://schemas.microsoft.com/office/drawing/2016/5/13/chartex" xmlns:cx8="http://schemas.microsoft.com/office/drawing/2016/5/14/chartex" xmlns:mc="http://schemas.openxmlformats.org/markup-compatibility/2006" xmlns:aink="http://schemas.microsoft.com/office/drawing/2016/ink" xmlns:am3d="http://schemas.microsoft.com/office/drawing/2017/model3d" xmlns:o="urn:schemas-microsoft-com:office:office" xmlns:r="http://schemas.openxmlformats.org/officeDocument/2006/relationships" xmlns:m="http://schemas.openxmlformats.org/officeDocument/2006/math" xmlns:v="urn:schemas-microsoft-com:vml" xmlns:wp14="http://schemas.microsoft.com/office/word/2010/wordprocessingDrawing" xmlns:wp="http://schemas.openxmlformats.org/drawingml/2006/wordprocessingDrawing" xmlns:w10="urn:schemas-microsoft-com:office:word" xmlns:w="http://schemas.openxmlformats.org/wordprocessingml/2006/main" xmlns:w14="http://schemas.microsoft.com/office/word/2010/wordml" xmlns:w15="http://schemas.microsoft.com/office/word/2012/wordml" xmlns:w16cid="http://schemas.microsoft.com/office/word/2016/wordml/cid" xmlns:w16se="http://schemas.microsoft.com/office/word/2015/wordml/symex" xmlns:wpg="http://schemas.microsoft.com/office/word/2010/wordprocessingGroup" xmlns:wpi="http://schemas.microsoft.com/office/word/2010/wordprocessingInk" xmlns:wne="http://schemas.microsoft.com/office/word/2006/wordml" xmlns:wps="http://schemas.microsoft.com/office/word/2010/wordprocessingShape" mc:Ignorable="w14 w15 w16se w16cid wp14">
+<w:document xmlns:wpc="http://schemas.microsoft.com/office/word/2010/wordprocessingCanvas" xmlns:cx="http://schemas.microsoft.com/office/drawing/2014/chartex" xmlns:cx1="http://schemas.microsoft.com/office/drawing/2015/9/8/chartex" xmlns:cx2="http://schemas.microsoft.com/office/drawing/2015/10/21/chartex" xmlns:cx3="http://schemas.microsoft.com/office/drawing/2016/5/9/chartex" xmlns:cx4="http://schemas.microsoft.com/office/drawing/2016/5/10/chartex" xmlns:cx5="http://schemas.microsoft.com/office/drawing/2016/5/11/chartex" xmlns:cx6="http://schemas.microsoft.com/office/drawing/2016/5/12/chartex" xmlns:cx7="http://schemas.microsoft.com/office/drawing/2016/5/13/chartex" xmlns:cx8="http://schemas.microsoft.com/office/drawing/2016/5/14/chartex" xmlns:mc="http://schemas.openxmlformats.org/markup-compatibility/2006" xmlns:aink="http://schemas.microsoft.com/office/drawing/2016/ink" xmlns:am3d="http://schemas.microsoft.com/office/drawing/2017/model3d" xmlns:o="urn:schemas-microsoft-com:office:office" xmlns:oel="http://schemas.microsoft.com/office/2019/extlst" xmlns:r="http://schemas.openxmlformats.org/officeDocument/2006/relationships" xmlns:m="http://schemas.openxmlformats.org/officeDocument/2006/math" xmlns:v="urn:schemas-microsoft-com:vml" xmlns:wp14="http://schemas.microsoft.com/office/word/2010/wordprocessingDrawing" xmlns:wp="http://schemas.openxmlformats.org/drawingml/2006/wordprocessingDrawing" xmlns:w10="urn:schemas-microsoft-com:office:word" xmlns:w="http://schemas.openxmlformats.org/wordprocessingml/2006/main" xmlns:w14="http://schemas.microsoft.com/office/word/2010/wordml" xmlns:w15="http://schemas.microsoft.com/office/word/2012/wordml" xmlns:w16cex="http://schemas.microsoft.com/office/word/2018/wordml/cex" xmlns:w16cid="http://schemas.microsoft.com/office/word/2016/wordml/cid" xmlns:w16="http://schemas.microsoft.com/office/word/2018/wordml" xmlns:w16du="http://schemas.microsoft.com/office/word/2023/wordml/word16du" xmlns:w16sdtdh="http://schemas.microsoft.com/office/word/2020/wordml/sdtdatahash" xmlns:w16sdtfl="http://schemas.microsoft.com/office/word/2024/wordml/sdtformatlock" xmlns:w16se="http://schemas.microsoft.com/office/word/2015/wordml/symex" xmlns:wpg="http://schemas.microsoft.com/office/word/2010/wordprocessingGroup" xmlns:wpi="http://schemas.microsoft.com/office/word/2010/wordprocessingInk" xmlns:wne="http://schemas.microsoft.com/office/word/2006/wordml" xmlns:wps="http://schemas.microsoft.com/office/word/2010/wordprocessingShape" mc:Ignorable="w14 w15 w16se w16cid w16 w16cex w16sdtdh w16sdtfl w16du wp14">
   <w:body>
     <w:p>
       <w:pPr>
@@ -24,10 +24,7 @@
         </w:numPr>
       </w:pPr>
       <w:r>
-        <w:t xml:space="preserve">Create a new Nodejs project using the Nodejs Submission Rules </w:t>
-      </w:r>
-      <w:r>
-        <w:t>(DocPac folder root)</w:t>
+        <w:t>Create a new Nodejs project using the Nodejs Submission Rules (DocPac folder root)</w:t>
       </w:r>
     </w:p>
     <w:p>
@@ -122,19 +119,7 @@
           <w:rPr>
             <w:rStyle w:val="Hyperlink"/>
           </w:rPr>
-          <w:t>https://github.com/csmith1188</w:t>
-        </w:r>
-        <w:r>
-          <w:rPr>
-            <w:rStyle w:val="Hyperlink"/>
-          </w:rPr>
-          <w:t>/</w:t>
-        </w:r>
-        <w:r>
-          <w:rPr>
-            <w:rStyle w:val="Hyperlink"/>
-          </w:rPr>
-          <w:t>Formbar.js/wiki</w:t>
+          <w:t>https://github.com/csmith1188/Formbar.js/wiki</w:t>
         </w:r>
       </w:hyperlink>
     </w:p>
@@ -183,16 +168,7 @@
         </w:numPr>
       </w:pPr>
       <w:r>
-        <w:t xml:space="preserve">Use the documentation on the </w:t>
-      </w:r>
-      <w:r>
-        <w:t>wiki</w:t>
-      </w:r>
-      <w:r>
-        <w:t xml:space="preserve"> page to create a web application </w:t>
-      </w:r>
-      <w:r>
-        <w:t>that users can log into using Formbar.js</w:t>
+        <w:t>Use the documentation on the wiki page to create a web application that users can log into using Formbar.js</w:t>
       </w:r>
     </w:p>
     <w:p>
@@ -204,10 +180,7 @@
         </w:numPr>
       </w:pPr>
       <w:r>
-        <w:t>If you are working at home, consider forking Formbar.js and running it locally on your machine to test.</w:t>
-      </w:r>
-      <w:r>
-        <w:t xml:space="preserve"> For best results, use the DEV branch.</w:t>
+        <w:t>If you are working at home, consider forking Formbar.js and running it locally on your machine to test. For best results, use the DEV branch.</w:t>
       </w:r>
     </w:p>
     <w:p>
@@ -260,16 +233,11 @@
         </w:numPr>
       </w:pPr>
       <w:r>
-        <w:t>‘/’ – GET – The homepage with links to ‘/login’ and ‘/profile’</w:t>
-      </w:r>
-      <w:r>
-        <w:t xml:space="preserve">. If they are not </w:t>
+        <w:t xml:space="preserve">‘/’ – GET – The homepage with links to ‘/login’ and ‘/profile’. If they are not </w:t>
       </w:r>
       <w:r>
         <w:t>authenticated</w:t>
       </w:r>
-      <w:bookmarkStart w:id="0" w:name="_GoBack"/>
-      <w:bookmarkEnd w:id="0"/>
       <w:r>
         <w:t xml:space="preserve"> (logged in), redirect them to ‘/login’</w:t>
       </w:r>
@@ -315,10 +283,7 @@
         </w:numPr>
       </w:pPr>
       <w:r>
-        <w:t>The state of the checkbox is determined by its value in the database</w:t>
-      </w:r>
-      <w:r>
-        <w:t xml:space="preserve"> (</w:t>
+        <w:t>The state of the checkbox is determined by its value in the database (</w:t>
       </w:r>
       <w:proofErr w:type="spellStart"/>
       <w:r>
@@ -326,13 +291,7 @@
       </w:r>
       <w:proofErr w:type="spellEnd"/>
       <w:r>
-        <w:t>)</w:t>
-      </w:r>
-      <w:r>
-        <w:t>.</w:t>
-      </w:r>
-      <w:r>
-        <w:t xml:space="preserve"> Load and set its status on the webpage.</w:t>
+        <w:t>). Load and set its status on the webpage.</w:t>
       </w:r>
     </w:p>
     <w:p>
@@ -368,10 +327,7 @@
         </w:numPr>
       </w:pPr>
       <w:r>
-        <w:t>‘/profile’ – POST – If the user is logged in, handle changing the checkbox from ‘/profile’. Save the changes to the database.</w:t>
-      </w:r>
-      <w:r>
-        <w:t xml:space="preserve"> If they are not logged in, redirect to ‘/login’</w:t>
+        <w:t>‘/profile’ – POST – If the user is logged in, handle changing the checkbox from ‘/profile’. Save the changes to the database. If they are not logged in, redirect to ‘/login’</w:t>
       </w:r>
     </w:p>
     <w:p>
@@ -388,13 +344,7 @@
         </w:numPr>
       </w:pPr>
       <w:r>
-        <w:t>Although every endpoint says “</w:t>
-      </w:r>
-      <w:r>
-        <w:t>If they are not logged in, redirect to ‘/login’</w:t>
-      </w:r>
-      <w:r>
-        <w:t>”, this actually means use a middleware function on all of them. Middleware to check for login status was done in the previous assignment.</w:t>
+        <w:t>Although every endpoint says “If they are not logged in, redirect to ‘/login’”, this actually means use a middleware function on all of them. Middleware to check for login status was done in the previous assignment.</w:t>
       </w:r>
     </w:p>
     <w:p>
@@ -429,7 +379,7 @@
 </file>
 
 <file path=word/numbering.xml><?xml version="1.0" encoding="utf-8"?>
-<w:numbering xmlns:wpc="http://schemas.microsoft.com/office/word/2010/wordprocessingCanvas" xmlns:cx="http://schemas.microsoft.com/office/drawing/2014/chartex" xmlns:cx1="http://schemas.microsoft.com/office/drawing/2015/9/8/chartex" xmlns:cx2="http://schemas.microsoft.com/office/drawing/2015/10/21/chartex" xmlns:cx3="http://schemas.microsoft.com/office/drawing/2016/5/9/chartex" xmlns:cx4="http://schemas.microsoft.com/office/drawing/2016/5/10/chartex" xmlns:cx5="http://schemas.microsoft.com/office/drawing/2016/5/11/chartex" xmlns:cx6="http://schemas.microsoft.com/office/drawing/2016/5/12/chartex" xmlns:cx7="http://schemas.microsoft.com/office/drawing/2016/5/13/chartex" xmlns:cx8="http://schemas.microsoft.com/office/drawing/2016/5/14/chartex" xmlns:mc="http://schemas.openxmlformats.org/markup-compatibility/2006" xmlns:aink="http://schemas.microsoft.com/office/drawing/2016/ink" xmlns:am3d="http://schemas.microsoft.com/office/drawing/2017/model3d" xmlns:o="urn:schemas-microsoft-com:office:office" xmlns:r="http://schemas.openxmlformats.org/officeDocument/2006/relationships" xmlns:m="http://schemas.openxmlformats.org/officeDocument/2006/math" xmlns:v="urn:schemas-microsoft-com:vml" xmlns:wp14="http://schemas.microsoft.com/office/word/2010/wordprocessingDrawing" xmlns:wp="http://schemas.openxmlformats.org/drawingml/2006/wordprocessingDrawing" xmlns:w10="urn:schemas-microsoft-com:office:word" xmlns:w="http://schemas.openxmlformats.org/wordprocessingml/2006/main" xmlns:w14="http://schemas.microsoft.com/office/word/2010/wordml" xmlns:w15="http://schemas.microsoft.com/office/word/2012/wordml" xmlns:w16cid="http://schemas.microsoft.com/office/word/2016/wordml/cid" xmlns:w16se="http://schemas.microsoft.com/office/word/2015/wordml/symex" xmlns:wpg="http://schemas.microsoft.com/office/word/2010/wordprocessingGroup" xmlns:wpi="http://schemas.microsoft.com/office/word/2010/wordprocessingInk" xmlns:wne="http://schemas.microsoft.com/office/word/2006/wordml" xmlns:wps="http://schemas.microsoft.com/office/word/2010/wordprocessingShape" mc:Ignorable="w14 w15 w16se w16cid wp14">
+<w:numbering xmlns:wpc="http://schemas.microsoft.com/office/word/2010/wordprocessingCanvas" xmlns:cx="http://schemas.microsoft.com/office/drawing/2014/chartex" xmlns:cx1="http://schemas.microsoft.com/office/drawing/2015/9/8/chartex" xmlns:cx2="http://schemas.microsoft.com/office/drawing/2015/10/21/chartex" xmlns:cx3="http://schemas.microsoft.com/office/drawing/2016/5/9/chartex" xmlns:cx4="http://schemas.microsoft.com/office/drawing/2016/5/10/chartex" xmlns:cx5="http://schemas.microsoft.com/office/drawing/2016/5/11/chartex" xmlns:cx6="http://schemas.microsoft.com/office/drawing/2016/5/12/chartex" xmlns:cx7="http://schemas.microsoft.com/office/drawing/2016/5/13/chartex" xmlns:cx8="http://schemas.microsoft.com/office/drawing/2016/5/14/chartex" xmlns:mc="http://schemas.openxmlformats.org/markup-compatibility/2006" xmlns:aink="http://schemas.microsoft.com/office/drawing/2016/ink" xmlns:am3d="http://schemas.microsoft.com/office/drawing/2017/model3d" xmlns:o="urn:schemas-microsoft-com:office:office" xmlns:oel="http://schemas.microsoft.com/office/2019/extlst" xmlns:r="http://schemas.openxmlformats.org/officeDocument/2006/relationships" xmlns:m="http://schemas.openxmlformats.org/officeDocument/2006/math" xmlns:v="urn:schemas-microsoft-com:vml" xmlns:wp14="http://schemas.microsoft.com/office/word/2010/wordprocessingDrawing" xmlns:wp="http://schemas.openxmlformats.org/drawingml/2006/wordprocessingDrawing" xmlns:w10="urn:schemas-microsoft-com:office:word" xmlns:w="http://schemas.openxmlformats.org/wordprocessingml/2006/main" xmlns:w14="http://schemas.microsoft.com/office/word/2010/wordml" xmlns:w15="http://schemas.microsoft.com/office/word/2012/wordml" xmlns:w16cex="http://schemas.microsoft.com/office/word/2018/wordml/cex" xmlns:w16cid="http://schemas.microsoft.com/office/word/2016/wordml/cid" xmlns:w16="http://schemas.microsoft.com/office/word/2018/wordml" xmlns:w16du="http://schemas.microsoft.com/office/word/2023/wordml/word16du" xmlns:w16sdtdh="http://schemas.microsoft.com/office/word/2020/wordml/sdtdatahash" xmlns:w16sdtfl="http://schemas.microsoft.com/office/word/2024/wordml/sdtformatlock" xmlns:w16se="http://schemas.microsoft.com/office/word/2015/wordml/symex" xmlns:wpg="http://schemas.microsoft.com/office/word/2010/wordprocessingGroup" xmlns:wpi="http://schemas.microsoft.com/office/word/2010/wordprocessingInk" xmlns:wne="http://schemas.microsoft.com/office/word/2006/wordml" xmlns:wps="http://schemas.microsoft.com/office/word/2010/wordprocessingShape" mc:Ignorable="w14 w15 w16se w16cid w16 w16cex w16sdtdh w16sdtfl w16du wp14">
   <w:abstractNum w:abstractNumId="0" w15:restartNumberingAfterBreak="0">
     <w:nsid w:val="4B7750F8"/>
     <w:multiLevelType w:val="hybridMultilevel"/>
@@ -629,17 +579,17 @@
       </w:rPr>
     </w:lvl>
   </w:abstractNum>
-  <w:num w:numId="1">
+  <w:num w:numId="1" w16cid:durableId="106781207">
     <w:abstractNumId w:val="0"/>
   </w:num>
-  <w:num w:numId="2">
+  <w:num w:numId="2" w16cid:durableId="1209611392">
     <w:abstractNumId w:val="1"/>
   </w:num>
 </w:numbering>
 </file>
 
 <file path=word/styles.xml><?xml version="1.0" encoding="utf-8"?>
-<w:styles xmlns:mc="http://schemas.openxmlformats.org/markup-compatibility/2006" xmlns:r="http://schemas.openxmlformats.org/officeDocument/2006/relationships" xmlns:w="http://schemas.openxmlformats.org/wordprocessingml/2006/main" xmlns:w14="http://schemas.microsoft.com/office/word/2010/wordml" xmlns:w15="http://schemas.microsoft.com/office/word/2012/wordml" xmlns:w16cid="http://schemas.microsoft.com/office/word/2016/wordml/cid" xmlns:w16se="http://schemas.microsoft.com/office/word/2015/wordml/symex" mc:Ignorable="w14 w15 w16se w16cid">
+<w:styles xmlns:mc="http://schemas.openxmlformats.org/markup-compatibility/2006" xmlns:r="http://schemas.openxmlformats.org/officeDocument/2006/relationships" xmlns:w="http://schemas.openxmlformats.org/wordprocessingml/2006/main" xmlns:w14="http://schemas.microsoft.com/office/word/2010/wordml" xmlns:w15="http://schemas.microsoft.com/office/word/2012/wordml" xmlns:w16cex="http://schemas.microsoft.com/office/word/2018/wordml/cex" xmlns:w16cid="http://schemas.microsoft.com/office/word/2016/wordml/cid" xmlns:w16="http://schemas.microsoft.com/office/word/2018/wordml" xmlns:w16du="http://schemas.microsoft.com/office/word/2023/wordml/word16du" xmlns:w16sdtdh="http://schemas.microsoft.com/office/word/2020/wordml/sdtdatahash" xmlns:w16sdtfl="http://schemas.microsoft.com/office/word/2024/wordml/sdtformatlock" xmlns:w16se="http://schemas.microsoft.com/office/word/2015/wordml/symex" mc:Ignorable="w14 w15 w16se w16cid w16 w16cex w16sdtdh w16sdtfl w16du">
   <w:docDefaults>
     <w:rPrDefault>
       <w:rPr>
@@ -655,7 +605,7 @@
       </w:pPr>
     </w:pPrDefault>
   </w:docDefaults>
-  <w:latentStyles w:defLockedState="0" w:defUIPriority="99" w:defSemiHidden="0" w:defUnhideWhenUsed="0" w:defQFormat="0" w:count="375">
+  <w:latentStyles w:defLockedState="0" w:defUIPriority="99" w:defSemiHidden="0" w:defUnhideWhenUsed="0" w:defQFormat="0" w:count="376">
     <w:lsdException w:name="Normal" w:uiPriority="0" w:qFormat="1"/>
     <w:lsdException w:name="heading 1" w:uiPriority="9" w:qFormat="1"/>
     <w:lsdException w:name="heading 2" w:semiHidden="1" w:uiPriority="9" w:unhideWhenUsed="1" w:qFormat="1"/>
@@ -1031,6 +981,7 @@
     <w:lsdException w:name="Smart Hyperlink" w:semiHidden="1" w:unhideWhenUsed="1"/>
     <w:lsdException w:name="Hashtag" w:semiHidden="1" w:unhideWhenUsed="1"/>
     <w:lsdException w:name="Unresolved Mention" w:semiHidden="1" w:unhideWhenUsed="1"/>
+    <w:lsdException w:name="Smart Link" w:semiHidden="1" w:unhideWhenUsed="1"/>
   </w:latentStyles>
   <w:style w:type="paragraph" w:default="1" w:styleId="Normal">
     <w:name w:val="Normal"/>

--- a/docpac_07031025/Formbar Oauth2.docx
+++ b/docpac_07031025/Formbar Oauth2.docx
@@ -1,6 +1,6 @@
 
 <file path=word/document.xml><?xml version="1.0" encoding="utf-8"?>
-<w:document xmlns:wpc="http://schemas.microsoft.com/office/word/2010/wordprocessingCanvas" xmlns:cx="http://schemas.microsoft.com/office/drawing/2014/chartex" xmlns:cx1="http://schemas.microsoft.com/office/drawing/2015/9/8/chartex" xmlns:cx2="http://schemas.microsoft.com/office/drawing/2015/10/21/chartex" xmlns:cx3="http://schemas.microsoft.com/office/drawing/2016/5/9/chartex" xmlns:cx4="http://schemas.microsoft.com/office/drawing/2016/5/10/chartex" xmlns:cx5="http://schemas.microsoft.com/office/drawing/2016/5/11/chartex" xmlns:cx6="http://schemas.microsoft.com/office/drawing/2016/5/12/chartex" xmlns:cx7="http://schemas.microsoft.com/office/drawing/2016/5/13/chartex" xmlns:cx8="http://schemas.microsoft.com/office/drawing/2016/5/14/chartex" xmlns:mc="http://schemas.openxmlformats.org/markup-compatibility/2006" xmlns:aink="http://schemas.microsoft.com/office/drawing/2016/ink" xmlns:am3d="http://schemas.microsoft.com/office/drawing/2017/model3d" xmlns:o="urn:schemas-microsoft-com:office:office" xmlns:r="http://schemas.openxmlformats.org/officeDocument/2006/relationships" xmlns:m="http://schemas.openxmlformats.org/officeDocument/2006/math" xmlns:v="urn:schemas-microsoft-com:vml" xmlns:wp14="http://schemas.microsoft.com/office/word/2010/wordprocessingDrawing" xmlns:wp="http://schemas.openxmlformats.org/drawingml/2006/wordprocessingDrawing" xmlns:w10="urn:schemas-microsoft-com:office:word" xmlns:w="http://schemas.openxmlformats.org/wordprocessingml/2006/main" xmlns:w14="http://schemas.microsoft.com/office/word/2010/wordml" xmlns:w15="http://schemas.microsoft.com/office/word/2012/wordml" xmlns:w16cid="http://schemas.microsoft.com/office/word/2016/wordml/cid" xmlns:w16se="http://schemas.microsoft.com/office/word/2015/wordml/symex" xmlns:wpg="http://schemas.microsoft.com/office/word/2010/wordprocessingGroup" xmlns:wpi="http://schemas.microsoft.com/office/word/2010/wordprocessingInk" xmlns:wne="http://schemas.microsoft.com/office/word/2006/wordml" xmlns:wps="http://schemas.microsoft.com/office/word/2010/wordprocessingShape" mc:Ignorable="w14 w15 w16se w16cid wp14">
+<w:document xmlns:wpc="http://schemas.microsoft.com/office/word/2010/wordprocessingCanvas" xmlns:cx="http://schemas.microsoft.com/office/drawing/2014/chartex" xmlns:cx1="http://schemas.microsoft.com/office/drawing/2015/9/8/chartex" xmlns:cx2="http://schemas.microsoft.com/office/drawing/2015/10/21/chartex" xmlns:cx3="http://schemas.microsoft.com/office/drawing/2016/5/9/chartex" xmlns:cx4="http://schemas.microsoft.com/office/drawing/2016/5/10/chartex" xmlns:cx5="http://schemas.microsoft.com/office/drawing/2016/5/11/chartex" xmlns:cx6="http://schemas.microsoft.com/office/drawing/2016/5/12/chartex" xmlns:cx7="http://schemas.microsoft.com/office/drawing/2016/5/13/chartex" xmlns:cx8="http://schemas.microsoft.com/office/drawing/2016/5/14/chartex" xmlns:mc="http://schemas.openxmlformats.org/markup-compatibility/2006" xmlns:aink="http://schemas.microsoft.com/office/drawing/2016/ink" xmlns:am3d="http://schemas.microsoft.com/office/drawing/2017/model3d" xmlns:o="urn:schemas-microsoft-com:office:office" xmlns:oel="http://schemas.microsoft.com/office/2019/extlst" xmlns:r="http://schemas.openxmlformats.org/officeDocument/2006/relationships" xmlns:m="http://schemas.openxmlformats.org/officeDocument/2006/math" xmlns:v="urn:schemas-microsoft-com:vml" xmlns:wp14="http://schemas.microsoft.com/office/word/2010/wordprocessingDrawing" xmlns:wp="http://schemas.openxmlformats.org/drawingml/2006/wordprocessingDrawing" xmlns:w10="urn:schemas-microsoft-com:office:word" xmlns:w="http://schemas.openxmlformats.org/wordprocessingml/2006/main" xmlns:w14="http://schemas.microsoft.com/office/word/2010/wordml" xmlns:w15="http://schemas.microsoft.com/office/word/2012/wordml" xmlns:w16cex="http://schemas.microsoft.com/office/word/2018/wordml/cex" xmlns:w16cid="http://schemas.microsoft.com/office/word/2016/wordml/cid" xmlns:w16="http://schemas.microsoft.com/office/word/2018/wordml" xmlns:w16du="http://schemas.microsoft.com/office/word/2023/wordml/word16du" xmlns:w16sdtdh="http://schemas.microsoft.com/office/word/2020/wordml/sdtdatahash" xmlns:w16sdtfl="http://schemas.microsoft.com/office/word/2024/wordml/sdtformatlock" xmlns:w16se="http://schemas.microsoft.com/office/word/2015/wordml/symex" xmlns:wpg="http://schemas.microsoft.com/office/word/2010/wordprocessingGroup" xmlns:wpi="http://schemas.microsoft.com/office/word/2010/wordprocessingInk" xmlns:wne="http://schemas.microsoft.com/office/word/2006/wordml" xmlns:wps="http://schemas.microsoft.com/office/word/2010/wordprocessingShape" mc:Ignorable="w14 w15 w16se w16cid w16 w16cex w16sdtdh w16sdtfl w16du wp14">
   <w:body>
     <w:p>
       <w:pPr>
@@ -24,10 +24,7 @@
         </w:numPr>
       </w:pPr>
       <w:r>
-        <w:t xml:space="preserve">Create a new Nodejs project using the Nodejs Submission Rules </w:t>
-      </w:r>
-      <w:r>
-        <w:t>(DocPac folder root)</w:t>
+        <w:t>Create a new Nodejs project using the Nodejs Submission Rules (DocPac folder root)</w:t>
       </w:r>
     </w:p>
     <w:p>
@@ -122,19 +119,7 @@
           <w:rPr>
             <w:rStyle w:val="Hyperlink"/>
           </w:rPr>
-          <w:t>https://github.com/csmith1188</w:t>
-        </w:r>
-        <w:r>
-          <w:rPr>
-            <w:rStyle w:val="Hyperlink"/>
-          </w:rPr>
-          <w:t>/</w:t>
-        </w:r>
-        <w:r>
-          <w:rPr>
-            <w:rStyle w:val="Hyperlink"/>
-          </w:rPr>
-          <w:t>Formbar.js/wiki</w:t>
+          <w:t>https://github.com/csmith1188/Formbar.js/wiki</w:t>
         </w:r>
       </w:hyperlink>
     </w:p>
@@ -183,16 +168,7 @@
         </w:numPr>
       </w:pPr>
       <w:r>
-        <w:t xml:space="preserve">Use the documentation on the </w:t>
-      </w:r>
-      <w:r>
-        <w:t>wiki</w:t>
-      </w:r>
-      <w:r>
-        <w:t xml:space="preserve"> page to create a web application </w:t>
-      </w:r>
-      <w:r>
-        <w:t>that users can log into using Formbar.js</w:t>
+        <w:t>Use the documentation on the wiki page to create a web application that users can log into using Formbar.js</w:t>
       </w:r>
     </w:p>
     <w:p>
@@ -204,10 +180,7 @@
         </w:numPr>
       </w:pPr>
       <w:r>
-        <w:t>If you are working at home, consider forking Formbar.js and running it locally on your machine to test.</w:t>
-      </w:r>
-      <w:r>
-        <w:t xml:space="preserve"> For best results, use the DEV branch.</w:t>
+        <w:t>If you are working at home, consider forking Formbar.js and running it locally on your machine to test. For best results, use the DEV branch.</w:t>
       </w:r>
     </w:p>
     <w:p>
@@ -260,16 +233,11 @@
         </w:numPr>
       </w:pPr>
       <w:r>
-        <w:t>‘/’ – GET – The homepage with links to ‘/login’ and ‘/profile’</w:t>
-      </w:r>
-      <w:r>
-        <w:t xml:space="preserve">. If they are not </w:t>
+        <w:t xml:space="preserve">‘/’ – GET – The homepage with links to ‘/login’ and ‘/profile’. If they are not </w:t>
       </w:r>
       <w:r>
         <w:t>authenticated</w:t>
       </w:r>
-      <w:bookmarkStart w:id="0" w:name="_GoBack"/>
-      <w:bookmarkEnd w:id="0"/>
       <w:r>
         <w:t xml:space="preserve"> (logged in), redirect them to ‘/login’</w:t>
       </w:r>
@@ -315,10 +283,7 @@
         </w:numPr>
       </w:pPr>
       <w:r>
-        <w:t>The state of the checkbox is determined by its value in the database</w:t>
-      </w:r>
-      <w:r>
-        <w:t xml:space="preserve"> (</w:t>
+        <w:t>The state of the checkbox is determined by its value in the database (</w:t>
       </w:r>
       <w:proofErr w:type="spellStart"/>
       <w:r>
@@ -326,13 +291,7 @@
       </w:r>
       <w:proofErr w:type="spellEnd"/>
       <w:r>
-        <w:t>)</w:t>
-      </w:r>
-      <w:r>
-        <w:t>.</w:t>
-      </w:r>
-      <w:r>
-        <w:t xml:space="preserve"> Load and set its status on the webpage.</w:t>
+        <w:t>). Load and set its status on the webpage.</w:t>
       </w:r>
     </w:p>
     <w:p>
@@ -368,10 +327,7 @@
         </w:numPr>
       </w:pPr>
       <w:r>
-        <w:t>‘/profile’ – POST – If the user is logged in, handle changing the checkbox from ‘/profile’. Save the changes to the database.</w:t>
-      </w:r>
-      <w:r>
-        <w:t xml:space="preserve"> If they are not logged in, redirect to ‘/login’</w:t>
+        <w:t>‘/profile’ – POST – If the user is logged in, handle changing the checkbox from ‘/profile’. Save the changes to the database. If they are not logged in, redirect to ‘/login’</w:t>
       </w:r>
     </w:p>
     <w:p>
@@ -388,13 +344,7 @@
         </w:numPr>
       </w:pPr>
       <w:r>
-        <w:t>Although every endpoint says “</w:t>
-      </w:r>
-      <w:r>
-        <w:t>If they are not logged in, redirect to ‘/login’</w:t>
-      </w:r>
-      <w:r>
-        <w:t>”, this actually means use a middleware function on all of them. Middleware to check for login status was done in the previous assignment.</w:t>
+        <w:t>Although every endpoint says “If they are not logged in, redirect to ‘/login’”, this actually means use a middleware function on all of them. Middleware to check for login status was done in the previous assignment.</w:t>
       </w:r>
     </w:p>
     <w:p>
@@ -429,7 +379,7 @@
 </file>
 
 <file path=word/numbering.xml><?xml version="1.0" encoding="utf-8"?>
-<w:numbering xmlns:wpc="http://schemas.microsoft.com/office/word/2010/wordprocessingCanvas" xmlns:cx="http://schemas.microsoft.com/office/drawing/2014/chartex" xmlns:cx1="http://schemas.microsoft.com/office/drawing/2015/9/8/chartex" xmlns:cx2="http://schemas.microsoft.com/office/drawing/2015/10/21/chartex" xmlns:cx3="http://schemas.microsoft.com/office/drawing/2016/5/9/chartex" xmlns:cx4="http://schemas.microsoft.com/office/drawing/2016/5/10/chartex" xmlns:cx5="http://schemas.microsoft.com/office/drawing/2016/5/11/chartex" xmlns:cx6="http://schemas.microsoft.com/office/drawing/2016/5/12/chartex" xmlns:cx7="http://schemas.microsoft.com/office/drawing/2016/5/13/chartex" xmlns:cx8="http://schemas.microsoft.com/office/drawing/2016/5/14/chartex" xmlns:mc="http://schemas.openxmlformats.org/markup-compatibility/2006" xmlns:aink="http://schemas.microsoft.com/office/drawing/2016/ink" xmlns:am3d="http://schemas.microsoft.com/office/drawing/2017/model3d" xmlns:o="urn:schemas-microsoft-com:office:office" xmlns:r="http://schemas.openxmlformats.org/officeDocument/2006/relationships" xmlns:m="http://schemas.openxmlformats.org/officeDocument/2006/math" xmlns:v="urn:schemas-microsoft-com:vml" xmlns:wp14="http://schemas.microsoft.com/office/word/2010/wordprocessingDrawing" xmlns:wp="http://schemas.openxmlformats.org/drawingml/2006/wordprocessingDrawing" xmlns:w10="urn:schemas-microsoft-com:office:word" xmlns:w="http://schemas.openxmlformats.org/wordprocessingml/2006/main" xmlns:w14="http://schemas.microsoft.com/office/word/2010/wordml" xmlns:w15="http://schemas.microsoft.com/office/word/2012/wordml" xmlns:w16cid="http://schemas.microsoft.com/office/word/2016/wordml/cid" xmlns:w16se="http://schemas.microsoft.com/office/word/2015/wordml/symex" xmlns:wpg="http://schemas.microsoft.com/office/word/2010/wordprocessingGroup" xmlns:wpi="http://schemas.microsoft.com/office/word/2010/wordprocessingInk" xmlns:wne="http://schemas.microsoft.com/office/word/2006/wordml" xmlns:wps="http://schemas.microsoft.com/office/word/2010/wordprocessingShape" mc:Ignorable="w14 w15 w16se w16cid wp14">
+<w:numbering xmlns:wpc="http://schemas.microsoft.com/office/word/2010/wordprocessingCanvas" xmlns:cx="http://schemas.microsoft.com/office/drawing/2014/chartex" xmlns:cx1="http://schemas.microsoft.com/office/drawing/2015/9/8/chartex" xmlns:cx2="http://schemas.microsoft.com/office/drawing/2015/10/21/chartex" xmlns:cx3="http://schemas.microsoft.com/office/drawing/2016/5/9/chartex" xmlns:cx4="http://schemas.microsoft.com/office/drawing/2016/5/10/chartex" xmlns:cx5="http://schemas.microsoft.com/office/drawing/2016/5/11/chartex" xmlns:cx6="http://schemas.microsoft.com/office/drawing/2016/5/12/chartex" xmlns:cx7="http://schemas.microsoft.com/office/drawing/2016/5/13/chartex" xmlns:cx8="http://schemas.microsoft.com/office/drawing/2016/5/14/chartex" xmlns:mc="http://schemas.openxmlformats.org/markup-compatibility/2006" xmlns:aink="http://schemas.microsoft.com/office/drawing/2016/ink" xmlns:am3d="http://schemas.microsoft.com/office/drawing/2017/model3d" xmlns:o="urn:schemas-microsoft-com:office:office" xmlns:oel="http://schemas.microsoft.com/office/2019/extlst" xmlns:r="http://schemas.openxmlformats.org/officeDocument/2006/relationships" xmlns:m="http://schemas.openxmlformats.org/officeDocument/2006/math" xmlns:v="urn:schemas-microsoft-com:vml" xmlns:wp14="http://schemas.microsoft.com/office/word/2010/wordprocessingDrawing" xmlns:wp="http://schemas.openxmlformats.org/drawingml/2006/wordprocessingDrawing" xmlns:w10="urn:schemas-microsoft-com:office:word" xmlns:w="http://schemas.openxmlformats.org/wordprocessingml/2006/main" xmlns:w14="http://schemas.microsoft.com/office/word/2010/wordml" xmlns:w15="http://schemas.microsoft.com/office/word/2012/wordml" xmlns:w16cex="http://schemas.microsoft.com/office/word/2018/wordml/cex" xmlns:w16cid="http://schemas.microsoft.com/office/word/2016/wordml/cid" xmlns:w16="http://schemas.microsoft.com/office/word/2018/wordml" xmlns:w16du="http://schemas.microsoft.com/office/word/2023/wordml/word16du" xmlns:w16sdtdh="http://schemas.microsoft.com/office/word/2020/wordml/sdtdatahash" xmlns:w16sdtfl="http://schemas.microsoft.com/office/word/2024/wordml/sdtformatlock" xmlns:w16se="http://schemas.microsoft.com/office/word/2015/wordml/symex" xmlns:wpg="http://schemas.microsoft.com/office/word/2010/wordprocessingGroup" xmlns:wpi="http://schemas.microsoft.com/office/word/2010/wordprocessingInk" xmlns:wne="http://schemas.microsoft.com/office/word/2006/wordml" xmlns:wps="http://schemas.microsoft.com/office/word/2010/wordprocessingShape" mc:Ignorable="w14 w15 w16se w16cid w16 w16cex w16sdtdh w16sdtfl w16du wp14">
   <w:abstractNum w:abstractNumId="0" w15:restartNumberingAfterBreak="0">
     <w:nsid w:val="4B7750F8"/>
     <w:multiLevelType w:val="hybridMultilevel"/>
@@ -629,17 +579,17 @@
       </w:rPr>
     </w:lvl>
   </w:abstractNum>
-  <w:num w:numId="1">
+  <w:num w:numId="1" w16cid:durableId="2109814838">
     <w:abstractNumId w:val="0"/>
   </w:num>
-  <w:num w:numId="2">
+  <w:num w:numId="2" w16cid:durableId="1131751391">
     <w:abstractNumId w:val="1"/>
   </w:num>
 </w:numbering>
 </file>
 
 <file path=word/styles.xml><?xml version="1.0" encoding="utf-8"?>
-<w:styles xmlns:mc="http://schemas.openxmlformats.org/markup-compatibility/2006" xmlns:r="http://schemas.openxmlformats.org/officeDocument/2006/relationships" xmlns:w="http://schemas.openxmlformats.org/wordprocessingml/2006/main" xmlns:w14="http://schemas.microsoft.com/office/word/2010/wordml" xmlns:w15="http://schemas.microsoft.com/office/word/2012/wordml" xmlns:w16cid="http://schemas.microsoft.com/office/word/2016/wordml/cid" xmlns:w16se="http://schemas.microsoft.com/office/word/2015/wordml/symex" mc:Ignorable="w14 w15 w16se w16cid">
+<w:styles xmlns:mc="http://schemas.openxmlformats.org/markup-compatibility/2006" xmlns:r="http://schemas.openxmlformats.org/officeDocument/2006/relationships" xmlns:w="http://schemas.openxmlformats.org/wordprocessingml/2006/main" xmlns:w14="http://schemas.microsoft.com/office/word/2010/wordml" xmlns:w15="http://schemas.microsoft.com/office/word/2012/wordml" xmlns:w16cex="http://schemas.microsoft.com/office/word/2018/wordml/cex" xmlns:w16cid="http://schemas.microsoft.com/office/word/2016/wordml/cid" xmlns:w16="http://schemas.microsoft.com/office/word/2018/wordml" xmlns:w16du="http://schemas.microsoft.com/office/word/2023/wordml/word16du" xmlns:w16sdtdh="http://schemas.microsoft.com/office/word/2020/wordml/sdtdatahash" xmlns:w16sdtfl="http://schemas.microsoft.com/office/word/2024/wordml/sdtformatlock" xmlns:w16se="http://schemas.microsoft.com/office/word/2015/wordml/symex" mc:Ignorable="w14 w15 w16se w16cid w16 w16cex w16sdtdh w16sdtfl w16du">
   <w:docDefaults>
     <w:rPrDefault>
       <w:rPr>
@@ -655,7 +605,7 @@
       </w:pPr>
     </w:pPrDefault>
   </w:docDefaults>
-  <w:latentStyles w:defLockedState="0" w:defUIPriority="99" w:defSemiHidden="0" w:defUnhideWhenUsed="0" w:defQFormat="0" w:count="375">
+  <w:latentStyles w:defLockedState="0" w:defUIPriority="99" w:defSemiHidden="0" w:defUnhideWhenUsed="0" w:defQFormat="0" w:count="376">
     <w:lsdException w:name="Normal" w:uiPriority="0" w:qFormat="1"/>
     <w:lsdException w:name="heading 1" w:uiPriority="9" w:qFormat="1"/>
     <w:lsdException w:name="heading 2" w:semiHidden="1" w:uiPriority="9" w:unhideWhenUsed="1" w:qFormat="1"/>
@@ -1031,6 +981,7 @@
     <w:lsdException w:name="Smart Hyperlink" w:semiHidden="1" w:unhideWhenUsed="1"/>
     <w:lsdException w:name="Hashtag" w:semiHidden="1" w:unhideWhenUsed="1"/>
     <w:lsdException w:name="Unresolved Mention" w:semiHidden="1" w:unhideWhenUsed="1"/>
+    <w:lsdException w:name="Smart Link" w:semiHidden="1" w:unhideWhenUsed="1"/>
   </w:latentStyles>
   <w:style w:type="paragraph" w:default="1" w:styleId="Normal">
     <w:name w:val="Normal"/>

--- a/docpac_07031025/Formbar Oauth2.docx
+++ b/docpac_07031025/Formbar Oauth2.docx
@@ -579,10 +579,10 @@
       </w:rPr>
     </w:lvl>
   </w:abstractNum>
-  <w:num w:numId="1" w16cid:durableId="106781207">
+  <w:num w:numId="1" w16cid:durableId="2109814838">
     <w:abstractNumId w:val="0"/>
   </w:num>
-  <w:num w:numId="2" w16cid:durableId="1209611392">
+  <w:num w:numId="2" w16cid:durableId="1131751391">
     <w:abstractNumId w:val="1"/>
   </w:num>
 </w:numbering>
